--- a/rapports/2026-06-06/EQ12/EQ12_enq2_v2/DR_043101000173/50-04-60-46.docx
+++ b/rapports/2026-06-06/EQ12/EQ12_enq2_v2/DR_043101000173/50-04-60-46.docx
@@ -297,7 +297,7 @@
           <w:color w:val="1F6FEB"/>
           <w:sz w:val="22"/>
         </w:rPr>
-        <w:t>⚠ INCOHÉRENCES À CORRIGER (111)</w:t>
+        <w:t>⚠ INCOHÉRENCES À CORRIGER (108)</w:t>
       </w:r>
     </w:p>
     <w:tbl>
@@ -665,7 +665,7 @@
                 <w:i w:val="0"/>
                 <w:sz w:val="17"/>
               </w:rPr>
-              <w:t>Incoherence! MAME DIARRA SARR a declaré que la catégorie socioprofessionnelle de sa mère est Manœuvre alors que la mère elle-même declare comme catégorie socioprofessionnelle Ouvrier ou employé non qualifié au niveau de la section 4b.</w:t>
+              <w:t>Incoherence! BAMBA SARR a declaré que la catégorie socioprofessionnelle de sa mère est Manœuvre alors que la mère elle-même declare comme catégorie socioprofessionnelle Ouvrier ou employé non qualifié au niveau de la section 4b.</w:t>
             </w:r>
           </w:p>
         </w:tc>
@@ -755,7 +755,7 @@
                 <w:i w:val="0"/>
                 <w:sz w:val="17"/>
               </w:rPr>
-              <w:t>Incoherence! PAPE IBRAHIMA SARR a declaré que la catégorie socioprofessionnelle de sa mère est Manœuvre alors que la mère elle-même declare comme catégorie socioprofessionnelle Ouvrier ou employé non qualifié au niveau de la section 4b.</w:t>
+              <w:t>Incoherence! MAME DIARRA SARR a declaré que la catégorie socioprofessionnelle de sa mère est Manœuvre alors que la mère elle-même declare comme catégorie socioprofessionnelle Ouvrier ou employé non qualifié au niveau de la section 4b.</w:t>
             </w:r>
           </w:p>
         </w:tc>
@@ -845,7 +845,7 @@
                 <w:i w:val="0"/>
                 <w:sz w:val="17"/>
               </w:rPr>
-              <w:t>Incoherence! BAMBA SARR a declaré que la catégorie socioprofessionnelle de sa mère est Manœuvre alors que la mère elle-même declare comme catégorie socioprofessionnelle Ouvrier ou employé non qualifié au niveau de la section 4b.</w:t>
+              <w:t>Incoherence! MARÉME SARR a declaré que la catégorie socioprofessionnelle de sa mère est Manœuvre alors que la mère elle-même declare comme catégorie socioprofessionnelle Ouvrier ou employé non qualifié au niveau de la section 4b.</w:t>
             </w:r>
           </w:p>
         </w:tc>
@@ -935,7 +935,7 @@
                 <w:i w:val="0"/>
                 <w:sz w:val="17"/>
               </w:rPr>
-              <w:t>Incoherence! MARÉME SARR a declaré que la catégorie socioprofessionnelle de sa mère est Manœuvre alors que la mère elle-même declare comme catégorie socioprofessionnelle Ouvrier ou employé non qualifié au niveau de la section 4b.</w:t>
+              <w:t>Incoherence! PAPE IBRAHIMA SARR a declaré que la catégorie socioprofessionnelle de sa mère est Manœuvre alors que la mère elle-même declare comme catégorie socioprofessionnelle Ouvrier ou employé non qualifié au niveau de la section 4b.</w:t>
             </w:r>
           </w:p>
         </w:tc>
@@ -2195,7 +2195,7 @@
                 <w:i w:val="0"/>
                 <w:sz w:val="17"/>
               </w:rPr>
-              <w:t>La catégorie socioprofessionnelle de la mère biologique de  MAME DIARRA SARR n'est pas coherente avec les réponses des questions s01q35 et s01q36, prière de corriger ou de confirmer cette informations avec le QG.</w:t>
+              <w:t>La catégorie socioprofessionnelle de la mère biologique de  BAMBA SARR n'est pas coherente avec les réponses des questions s01q35 et s01q36, prière de corriger ou de confirmer cette informations avec le QG.</w:t>
             </w:r>
           </w:p>
         </w:tc>
@@ -2285,7 +2285,7 @@
                 <w:i w:val="0"/>
                 <w:sz w:val="17"/>
               </w:rPr>
-              <w:t>Prière de verifier l'information donnée par MAME DIARRA SARR ou corriger au niveau de la section 1.</w:t>
+              <w:t>Prière de verifier l'information donnée par BAMBA SARR ou corriger au niveau de la section 1.</w:t>
             </w:r>
           </w:p>
         </w:tc>
@@ -2375,7 +2375,7 @@
                 <w:i w:val="0"/>
                 <w:sz w:val="17"/>
               </w:rPr>
-              <w:t>La catégorie socioprofessionnelle de la mère biologique de  PAPE IBRAHIMA SARR n'est pas coherente avec les réponses des questions s01q35 et s01q36, prière de corriger ou de confirmer cette informations avec le QG.</w:t>
+              <w:t>La catégorie socioprofessionnelle de la mère biologique de  MAME DIARRA SARR n'est pas coherente avec les réponses des questions s01q35 et s01q36, prière de corriger ou de confirmer cette informations avec le QG.</w:t>
             </w:r>
           </w:p>
         </w:tc>
@@ -2465,7 +2465,7 @@
                 <w:i w:val="0"/>
                 <w:sz w:val="17"/>
               </w:rPr>
-              <w:t>Prière de verifier l'information donnée par PAPE IBRAHIMA SARR ou corriger au niveau de la section 1.</w:t>
+              <w:t>Prière de verifier l'information donnée par MAME DIARRA SARR ou corriger au niveau de la section 1.</w:t>
             </w:r>
           </w:p>
         </w:tc>
@@ -2524,7 +2524,7 @@
                 <w:color w:val="16A34A"/>
                 <w:sz w:val="16"/>
               </w:rPr>
-              <w:t>s00q27, s01q03a, s01q03b, s01q03c, s01q00b</w:t>
+              <w:t>s01q35, s01q36</w:t>
             </w:r>
           </w:p>
         </w:tc>
@@ -2555,7 +2555,7 @@
                 <w:i w:val="0"/>
                 <w:sz w:val="17"/>
               </w:rPr>
-              <w:t>Les informations sur l'acte de naissance (ni Jours, ni mois et ni années) de  BAMBA SARR  manquent, s'il vous plait pouvez-vous fournir d'effort pour avoir ces informations.</w:t>
+              <w:t>La catégorie socioprofessionnelle de la mère biologique de  MARÉME SARR n'est pas coherente avec les réponses des questions s01q35 et s01q36, prière de corriger ou de confirmer cette informations avec le QG.</w:t>
             </w:r>
           </w:p>
         </w:tc>
@@ -2614,7 +2614,7 @@
                 <w:color w:val="16A34A"/>
                 <w:sz w:val="16"/>
               </w:rPr>
-              <w:t>s01q35, s01q36</w:t>
+              <w:t>—</w:t>
             </w:r>
           </w:p>
         </w:tc>
@@ -2645,7 +2645,7 @@
                 <w:i w:val="0"/>
                 <w:sz w:val="17"/>
               </w:rPr>
-              <w:t>La catégorie socioprofessionnelle de la mère biologique de  BAMBA SARR n'est pas coherente avec les réponses des questions s01q35 et s01q36, prière de corriger ou de confirmer cette informations avec le QG.</w:t>
+              <w:t>Prière de verifier l'information donnée par MARÉME SARR ou corriger au niveau de la section 1.</w:t>
             </w:r>
           </w:p>
         </w:tc>
@@ -2704,7 +2704,7 @@
                 <w:color w:val="16A34A"/>
                 <w:sz w:val="16"/>
               </w:rPr>
-              <w:t>—</w:t>
+              <w:t>s01q35, s01q36</w:t>
             </w:r>
           </w:p>
         </w:tc>
@@ -2735,7 +2735,7 @@
                 <w:i w:val="0"/>
                 <w:sz w:val="17"/>
               </w:rPr>
-              <w:t>Prière de verifier l'information donnée par BAMBA SARR ou corriger au niveau de la section 1.</w:t>
+              <w:t>La catégorie socioprofessionnelle de la mère biologique de  PAPE IBRAHIMA SARR n'est pas coherente avec les réponses des questions s01q35 et s01q36, prière de corriger ou de confirmer cette informations avec le QG.</w:t>
             </w:r>
           </w:p>
         </w:tc>
@@ -2794,7 +2794,7 @@
                 <w:color w:val="16A34A"/>
                 <w:sz w:val="16"/>
               </w:rPr>
-              <w:t>s00q27, s01q03a, s01q03b, s01q03c, s01q00b</w:t>
+              <w:t>—</w:t>
             </w:r>
           </w:p>
         </w:tc>
@@ -2825,7 +2825,7 @@
                 <w:i w:val="0"/>
                 <w:sz w:val="17"/>
               </w:rPr>
-              <w:t>Les informations sur l'acte de naissance (ni Jours, ni mois et ni années) de  MARÉME SARR  manquent, s'il vous plait pouvez-vous fournir d'effort pour avoir ces informations.</w:t>
+              <w:t>Prière de verifier l'information donnée par PAPE IBRAHIMA SARR ou corriger au niveau de la section 1.</w:t>
             </w:r>
           </w:p>
         </w:tc>
@@ -2884,7 +2884,7 @@
                 <w:color w:val="16A34A"/>
                 <w:sz w:val="16"/>
               </w:rPr>
-              <w:t>s01q35, s01q36</w:t>
+              <w:t>s01q10_1</w:t>
             </w:r>
           </w:p>
         </w:tc>
@@ -2915,7 +2915,7 @@
                 <w:i w:val="0"/>
                 <w:sz w:val="17"/>
               </w:rPr>
-              <w:t>La catégorie socioprofessionnelle de la mère biologique de  MARÉME SARR n'est pas coherente avec les réponses des questions s01q35 et s01q36, prière de corriger ou de confirmer cette informations avec le QG.</w:t>
+              <w:t>La taille du ménage lors de l'enquête principale (10) de ce ménage est inférieur à la taille du denombrement (12), prière de fournir des explications concrètes ou aller revisiter le ménage.</w:t>
             </w:r>
           </w:p>
         </w:tc>
@@ -2948,7 +2948,7 @@
                 <w:i w:val="0"/>
                 <w:sz w:val="16"/>
               </w:rPr>
-              <w:t>S01</w:t>
+              <w:t>S02</w:t>
               <w:br/>
             </w:r>
             <w:r>
@@ -2958,7 +2958,7 @@
                 <w:color w:val="64748B"/>
                 <w:sz w:val="14"/>
               </w:rPr>
-              <w:t>Démographie</w:t>
+              <w:t>Éducation</w:t>
             </w:r>
           </w:p>
         </w:tc>
@@ -3005,7 +3005,7 @@
                 <w:i w:val="0"/>
                 <w:sz w:val="17"/>
               </w:rPr>
-              <w:t>Prière de verifier l'information donnée par MARÉME SARR ou corriger au niveau de la section 1.</w:t>
+              <w:t>Prière de vous adresser à KHADY SARR pour avoir l'année exacte.</w:t>
             </w:r>
           </w:p>
         </w:tc>
@@ -3038,7 +3038,7 @@
                 <w:i w:val="0"/>
                 <w:sz w:val="16"/>
               </w:rPr>
-              <w:t>S01</w:t>
+              <w:t>S02</w:t>
               <w:br/>
             </w:r>
             <w:r>
@@ -3048,7 +3048,7 @@
                 <w:color w:val="64748B"/>
                 <w:sz w:val="14"/>
               </w:rPr>
-              <w:t>Démographie</w:t>
+              <w:t>Éducation</w:t>
             </w:r>
           </w:p>
         </w:tc>
@@ -3064,7 +3064,7 @@
                 <w:color w:val="16A34A"/>
                 <w:sz w:val="16"/>
               </w:rPr>
-              <w:t>s01q10_1</w:t>
+              <w:t>—</w:t>
             </w:r>
           </w:p>
         </w:tc>
@@ -3095,7 +3095,7 @@
                 <w:i w:val="0"/>
                 <w:sz w:val="17"/>
               </w:rPr>
-              <w:t>La taille du ménage lors de l'enquête principale (10) de ce ménage est inférieur à la taille du denombrement (12), prière de fournir des explications concrètes ou aller revisiter le ménage.</w:t>
+              <w:t>Prière de vous adresser à MANIFE FALL pour avoir l'année exacte.</w:t>
             </w:r>
           </w:p>
         </w:tc>
@@ -3185,7 +3185,7 @@
                 <w:i w:val="0"/>
                 <w:sz w:val="17"/>
               </w:rPr>
-              <w:t>Prière de vous adresser à KHADY SARR pour avoir l'année exacte.</w:t>
+              <w:t>Prière de vous adresser à NGOLO FALL pour avoir l'année exacte.</w:t>
             </w:r>
           </w:p>
         </w:tc>
@@ -3275,7 +3275,7 @@
                 <w:i w:val="0"/>
                 <w:sz w:val="17"/>
               </w:rPr>
-              <w:t>Prière de vous adresser à MANIFE FALL pour avoir l'année exacte.</w:t>
+              <w:t>Prière de vous adresser à OUSMANE SARR pour avoir l'année exacte.</w:t>
             </w:r>
           </w:p>
         </w:tc>
@@ -3334,7 +3334,7 @@
                 <w:color w:val="16A34A"/>
                 <w:sz w:val="16"/>
               </w:rPr>
-              <w:t>—</w:t>
+              <w:t>s01q23, s01q00b, s01q23_autre</w:t>
             </w:r>
           </w:p>
         </w:tc>
@@ -3365,7 +3365,7 @@
                 <w:i w:val="0"/>
                 <w:sz w:val="17"/>
               </w:rPr>
-              <w:t>Prière de vous adresser à NGOLO FALL pour avoir l'année exacte.</w:t>
+              <w:t>La raison principale que BAMBA SARR n'a pas fait des études dans une école formelle est préférence  école coranique et semble exister dans les modalités, prière de prendre attache avec le QG pour plus d'explication afin de la classer bien.</w:t>
             </w:r>
           </w:p>
         </w:tc>
@@ -3424,7 +3424,7 @@
                 <w:color w:val="16A34A"/>
                 <w:sz w:val="16"/>
               </w:rPr>
-              <w:t>—</w:t>
+              <w:t>s02q14</w:t>
             </w:r>
           </w:p>
         </w:tc>
@@ -3440,7 +3440,7 @@
                 <w:color w:val="64748B"/>
                 <w:sz w:val="16"/>
               </w:rPr>
-              <w:t>GT-CQ</w:t>
+              <w:t>Natif SuSo</w:t>
             </w:r>
           </w:p>
         </w:tc>
@@ -3455,7 +3455,7 @@
                 <w:i w:val="0"/>
                 <w:sz w:val="17"/>
               </w:rPr>
-              <w:t>Prière de vous adresser à OUSMANE SARR pour avoir l'année exacte.</w:t>
+              <w:t>Incohérence. La réponse renseignée semble moins plausible car %rostertitle% a %AgeAnnee% ans. Veuillez corriger</w:t>
             </w:r>
           </w:p>
         </w:tc>
@@ -3488,7 +3488,7 @@
                 <w:i w:val="0"/>
                 <w:sz w:val="16"/>
               </w:rPr>
-              <w:t>S02</w:t>
+              <w:t>S03</w:t>
               <w:br/>
             </w:r>
             <w:r>
@@ -3498,7 +3498,7 @@
                 <w:color w:val="64748B"/>
                 <w:sz w:val="14"/>
               </w:rPr>
-              <w:t>Éducation</w:t>
+              <w:t>Santé</w:t>
             </w:r>
           </w:p>
         </w:tc>
@@ -3514,7 +3514,7 @@
                 <w:color w:val="16A34A"/>
                 <w:sz w:val="16"/>
               </w:rPr>
-              <w:t>s01q23, s01q00b, s01q23_autre</w:t>
+              <w:t>—</w:t>
             </w:r>
           </w:p>
         </w:tc>
@@ -3545,7 +3545,7 @@
                 <w:i w:val="0"/>
                 <w:sz w:val="17"/>
               </w:rPr>
-              <w:t>La raison principale que BAMBA SARR n'a pas fait des études dans une école formelle est préférence  école coranique et semble exister dans les modalités, prière de prendre attache avec le QG pour plus d'explication afin de la classer bien.</w:t>
+              <w:t>Prière de vérifier le temps ou la distance auprès de l'enquêté et confirmer cette information avec le QG.</w:t>
             </w:r>
           </w:p>
         </w:tc>
@@ -3578,7 +3578,7 @@
                 <w:i w:val="0"/>
                 <w:sz w:val="16"/>
               </w:rPr>
-              <w:t>S02</w:t>
+              <w:t>S04</w:t>
               <w:br/>
             </w:r>
             <w:r>
@@ -3588,7 +3588,7 @@
                 <w:color w:val="64748B"/>
                 <w:sz w:val="14"/>
               </w:rPr>
-              <w:t>Éducation</w:t>
+              <w:t>Emploi</w:t>
             </w:r>
           </w:p>
         </w:tc>
@@ -3604,7 +3604,7 @@
                 <w:color w:val="16A34A"/>
                 <w:sz w:val="16"/>
               </w:rPr>
-              <w:t>s02q14</w:t>
+              <w:t>—</w:t>
             </w:r>
           </w:p>
         </w:tc>
@@ -3620,7 +3620,7 @@
                 <w:color w:val="64748B"/>
                 <w:sz w:val="16"/>
               </w:rPr>
-              <w:t>Natif SuSo</w:t>
+              <w:t>GT-CQ</w:t>
             </w:r>
           </w:p>
         </w:tc>
@@ -3635,7 +3635,7 @@
                 <w:i w:val="0"/>
                 <w:sz w:val="17"/>
               </w:rPr>
-              <w:t>Incohérence. La réponse renseignée semble moins plausible car %rostertitle% a %AgeAnnee% ans. Veuillez corriger</w:t>
+              <w:t>Attention ! Le nombre de jours (9 jours) que OUSMANE SARR a travaillés par mois semble être inférieur à 15.</w:t>
             </w:r>
           </w:p>
         </w:tc>
@@ -3668,7 +3668,7 @@
                 <w:i w:val="0"/>
                 <w:sz w:val="16"/>
               </w:rPr>
-              <w:t>S03</w:t>
+              <w:t>S04</w:t>
               <w:br/>
             </w:r>
             <w:r>
@@ -3678,7 +3678,7 @@
                 <w:color w:val="64748B"/>
                 <w:sz w:val="14"/>
               </w:rPr>
-              <w:t>Santé</w:t>
+              <w:t>Emploi</w:t>
             </w:r>
           </w:p>
         </w:tc>
@@ -3725,7 +3725,7 @@
                 <w:i w:val="0"/>
                 <w:sz w:val="17"/>
               </w:rPr>
-              <w:t>Prière de vérifier le temps ou la distance auprès de l'enquêté et confirmer cette information avec le QG.</w:t>
+              <w:t>Veuillez, s'il vous plaît, confirmer cette information.</w:t>
             </w:r>
           </w:p>
         </w:tc>
@@ -3815,7 +3815,7 @@
                 <w:i w:val="0"/>
                 <w:sz w:val="17"/>
               </w:rPr>
-              <w:t>Attention ! Le nombre de jours (9 jours) que OUSMANE SARR a travaillés par mois semble être inférieur à 15.</w:t>
+              <w:t>dit avoir bénéficié de congé payer ou des congés de maladie, prière de confirmer avec le QG ou corriger ces informations.</w:t>
             </w:r>
           </w:p>
         </w:tc>
@@ -3874,7 +3874,7 @@
                 <w:color w:val="16A34A"/>
                 <w:sz w:val="16"/>
               </w:rPr>
-              <w:t>—</w:t>
+              <w:t>s00q04, s01q41, s02q14, s01q00b</w:t>
             </w:r>
           </w:p>
         </w:tc>
@@ -3905,7 +3905,7 @@
                 <w:i w:val="0"/>
                 <w:sz w:val="17"/>
               </w:rPr>
-              <w:t>Veuillez, s'il vous plaît, confirmer cette information.</w:t>
+              <w:t>Il manque des informations non renseignées de ( SALLY DIALLO ), prière de renseignés toutes les questions liées à ( SALLY DIALLO ).</w:t>
             </w:r>
           </w:p>
         </w:tc>
@@ -3938,7 +3938,7 @@
                 <w:i w:val="0"/>
                 <w:sz w:val="16"/>
               </w:rPr>
-              <w:t>S04</w:t>
+              <w:t>S06</w:t>
               <w:br/>
             </w:r>
             <w:r>
@@ -3948,7 +3948,7 @@
                 <w:color w:val="64748B"/>
                 <w:sz w:val="14"/>
               </w:rPr>
-              <w:t>Emploi</w:t>
+              <w:t>Crédit &amp; épargne</w:t>
             </w:r>
           </w:p>
         </w:tc>
@@ -3964,7 +3964,7 @@
                 <w:color w:val="16A34A"/>
                 <w:sz w:val="16"/>
               </w:rPr>
-              <w:t>—</w:t>
+              <w:t>s01q23, s01q00b, s01q23_autre</w:t>
             </w:r>
           </w:p>
         </w:tc>
@@ -3995,7 +3995,7 @@
                 <w:i w:val="0"/>
                 <w:sz w:val="17"/>
               </w:rPr>
-              <w:t>dit avoir bénéficié de congé payer ou des congés de maladie, prière de confirmer avec le QG ou corriger ces informations.</w:t>
+              <w:t>La   principale utilisation que OUSMANE SARR a fait de ce dernier crédit est transport et semble exister dans les modalités, prière de prendre attache avec le QG pour plus d'explication afin de la classer bien.</w:t>
             </w:r>
           </w:p>
         </w:tc>
@@ -4028,7 +4028,7 @@
                 <w:i w:val="0"/>
                 <w:sz w:val="16"/>
               </w:rPr>
-              <w:t>S04</w:t>
+              <w:t>S06</w:t>
               <w:br/>
             </w:r>
             <w:r>
@@ -4038,7 +4038,7 @@
                 <w:color w:val="64748B"/>
                 <w:sz w:val="14"/>
               </w:rPr>
-              <w:t>Emploi</w:t>
+              <w:t>Crédit &amp; épargne</w:t>
             </w:r>
           </w:p>
         </w:tc>
@@ -4054,7 +4054,7 @@
                 <w:color w:val="16A34A"/>
                 <w:sz w:val="16"/>
               </w:rPr>
-              <w:t>s00q04, s01q41, s02q14, s01q00b</w:t>
+              <w:t>s01q23, s01q00b, s01q23_autre</w:t>
             </w:r>
           </w:p>
         </w:tc>
@@ -4085,7 +4085,7 @@
                 <w:i w:val="0"/>
                 <w:sz w:val="17"/>
               </w:rPr>
-              <w:t>Il manque des informations non renseignées de ( SALLY DIALLO ), prière de renseignés toutes les questions liées à ( SALLY DIALLO ).</w:t>
+              <w:t>La   principale utilisation que SALLY DIALLO a fait de ce dernier crédit est Alimentation du ménage et semble exister dans les modalités, prière de prendre attache avec le QG pour plus d'explication afin de la classer bien.</w:t>
             </w:r>
           </w:p>
         </w:tc>
@@ -4118,7 +4118,7 @@
                 <w:i w:val="0"/>
                 <w:sz w:val="16"/>
               </w:rPr>
-              <w:t>S06</w:t>
+              <w:t>S07</w:t>
               <w:br/>
             </w:r>
             <w:r>
@@ -4128,7 +4128,7 @@
                 <w:color w:val="64748B"/>
                 <w:sz w:val="14"/>
               </w:rPr>
-              <w:t>Crédit &amp; épargne</w:t>
+              <w:t>Consommation alimentaire</w:t>
             </w:r>
           </w:p>
         </w:tc>
@@ -4144,7 +4144,7 @@
                 <w:color w:val="16A34A"/>
                 <w:sz w:val="16"/>
               </w:rPr>
-              <w:t>s01q23, s01q00b, s01q23_autre</w:t>
+              <w:t>—</w:t>
             </w:r>
           </w:p>
         </w:tc>
@@ -4175,7 +4175,7 @@
                 <w:i w:val="0"/>
                 <w:sz w:val="17"/>
               </w:rPr>
-              <w:t>La   principale utilisation que OUSMANE SARR a fait de ce dernier crédit est transport et semble exister dans les modalités, prière de prendre attache avec le QG pour plus d'explication afin de la classer bien.</w:t>
+              <w:t>Attention ! La dépense du répas pris à l'extérieur de KHADY SARR (5300 Fcfa) au cours de 7 derniers jours est relativement élevé.</w:t>
             </w:r>
           </w:p>
         </w:tc>
@@ -4208,7 +4208,7 @@
                 <w:i w:val="0"/>
                 <w:sz w:val="16"/>
               </w:rPr>
-              <w:t>S06</w:t>
+              <w:t>S07</w:t>
               <w:br/>
             </w:r>
             <w:r>
@@ -4218,7 +4218,7 @@
                 <w:color w:val="64748B"/>
                 <w:sz w:val="14"/>
               </w:rPr>
-              <w:t>Crédit &amp; épargne</w:t>
+              <w:t>Consommation alimentaire</w:t>
             </w:r>
           </w:p>
         </w:tc>
@@ -4234,7 +4234,7 @@
                 <w:color w:val="16A34A"/>
                 <w:sz w:val="16"/>
               </w:rPr>
-              <w:t>s01q23, s01q00b, s01q23_autre</w:t>
+              <w:t>—</w:t>
             </w:r>
           </w:p>
         </w:tc>
@@ -4265,7 +4265,7 @@
                 <w:i w:val="0"/>
                 <w:sz w:val="17"/>
               </w:rPr>
-              <w:t>La   principale utilisation que SALLY DIALLO a fait de ce dernier crédit est Alimentation du ménage et semble exister dans les modalités, prière de prendre attache avec le QG pour plus d'explication afin de la classer bien.</w:t>
+              <w:t>Prière de corriger ou de confirmer avec le QG.</w:t>
             </w:r>
           </w:p>
         </w:tc>
@@ -4355,7 +4355,7 @@
                 <w:i w:val="0"/>
                 <w:sz w:val="17"/>
               </w:rPr>
-              <w:t>Attention ! La dépense du répas pris à l'extérieur de KHADY SARR (5300 Fcfa) au cours de 7 derniers jours est relativement élevé.</w:t>
+              <w:t>Attention ! La dépense du répas pris à l'extérieur de NGOLO FALL (10350 Fcfa) au cours de 7 derniers jours est relativement élevé.</w:t>
             </w:r>
           </w:p>
         </w:tc>
@@ -4445,7 +4445,7 @@
                 <w:i w:val="0"/>
                 <w:sz w:val="17"/>
               </w:rPr>
-              <w:t>Prière de corriger ou de confirmer avec le QG.</w:t>
+              <w:t>Attention ! La dépense du répas pris à l'extérieur de OUSMANE SARR (4300 Fcfa) au cours de 7 derniers jours est relativement élevé.</w:t>
             </w:r>
           </w:p>
         </w:tc>
@@ -4535,7 +4535,7 @@
                 <w:i w:val="0"/>
                 <w:sz w:val="17"/>
               </w:rPr>
-              <w:t>Attention ! La dépense du répas pris à l'extérieur de NGOLO FALL (10350 Fcfa) au cours de 7 derniers jours est relativement élevé.</w:t>
+              <w:t>Attention ! Soupçons de quantité anormale! Le ménage de MANIFE FALL avec une taille de 10 personnes a consommé 2.62 Litre en taille unique de Huile de palme raffinée qui est relativement élevé comme consommation par rapport à la condition de vie des autres ménages de même taille dans cette zone.</w:t>
             </w:r>
           </w:p>
         </w:tc>
@@ -4625,7 +4625,7 @@
                 <w:i w:val="0"/>
                 <w:sz w:val="17"/>
               </w:rPr>
-              <w:t>Attention ! La dépense du répas pris à l'extérieur de OUSMANE SARR (4300 Fcfa) au cours de 7 derniers jours est relativement élevé.</w:t>
+              <w:t>Prière de corriger ou de confirmer avec le QG.</w:t>
             </w:r>
           </w:p>
         </w:tc>
@@ -4658,7 +4658,7 @@
                 <w:i w:val="0"/>
                 <w:sz w:val="16"/>
               </w:rPr>
-              <w:t>S07</w:t>
+              <w:t>S09</w:t>
               <w:br/>
             </w:r>
             <w:r>
@@ -4668,7 +4668,7 @@
                 <w:color w:val="64748B"/>
                 <w:sz w:val="14"/>
               </w:rPr>
-              <w:t>Consommation alimentaire</w:t>
+              <w:t>Dépenses non alimentaires</w:t>
             </w:r>
           </w:p>
         </w:tc>
@@ -4715,7 +4715,7 @@
                 <w:i w:val="0"/>
                 <w:sz w:val="17"/>
               </w:rPr>
-              <w:t>Attention ! Soupçons de quantité anormale! Le ménage de MANIFE FALL avec une taille de 10 personnes a consommé 2.62 Litre en taille unique de Huile de palme raffinée qui est relativement élevé comme consommation par rapport à la condition de vie des autres ménages de même taille dans cette zone.</w:t>
+              <w:t>Attention ! La dépense totale du ménage de MANIFE FALL (126000 Fcfa) de la fête de Magal est relativement élevé.</w:t>
             </w:r>
           </w:p>
         </w:tc>
@@ -4748,7 +4748,7 @@
                 <w:i w:val="0"/>
                 <w:sz w:val="16"/>
               </w:rPr>
-              <w:t>S07</w:t>
+              <w:t>S09</w:t>
               <w:br/>
             </w:r>
             <w:r>
@@ -4758,7 +4758,7 @@
                 <w:color w:val="64748B"/>
                 <w:sz w:val="14"/>
               </w:rPr>
-              <w:t>Consommation alimentaire</w:t>
+              <w:t>Dépenses non alimentaires</w:t>
             </w:r>
           </w:p>
         </w:tc>
@@ -4864,7 +4864,7 @@
                 <w:color w:val="16A34A"/>
                 <w:sz w:val="16"/>
               </w:rPr>
-              <w:t>—</w:t>
+              <w:t>s01q23, s01q00b, s01q23_autre</w:t>
             </w:r>
           </w:p>
         </w:tc>
@@ -4895,7 +4895,7 @@
                 <w:i w:val="0"/>
                 <w:sz w:val="17"/>
               </w:rPr>
-              <w:t>Attention ! La dépense totale du ménage de MANIFE FALL (126000 Fcfa) de la fête de Magal est relativement élevé.</w:t>
+              <w:t>La dernière fois que vous avez acheté Bois de chauffe ramassé/coupé (estimer la valeur) est Ramasser dans la nature et semble exister dans les modalités, prière de prendre attache avec le QG pour plus d'explication afin de la classer bien.</w:t>
             </w:r>
           </w:p>
         </w:tc>
@@ -4985,7 +4985,7 @@
                 <w:i w:val="0"/>
                 <w:sz w:val="17"/>
               </w:rPr>
-              <w:t>Prière de corriger ou de confirmer avec le QG.</w:t>
+              <w:t>Attention ! La dépense du ménage de MANIFE FALL (30000 Fcfa) au cours de 30 derniers jours de Bois de chauffe ramassé/coupé (estimer la valeur) est relativement élevé.</w:t>
             </w:r>
           </w:p>
         </w:tc>
@@ -5044,7 +5044,7 @@
                 <w:color w:val="16A34A"/>
                 <w:sz w:val="16"/>
               </w:rPr>
-              <w:t>s01q23, s01q00b, s01q23_autre</w:t>
+              <w:t>—</w:t>
             </w:r>
           </w:p>
         </w:tc>
@@ -5075,7 +5075,7 @@
                 <w:i w:val="0"/>
                 <w:sz w:val="17"/>
               </w:rPr>
-              <w:t>La dernière fois que vous avez acheté Bois de chauffe ramassé/coupé (estimer la valeur) est Ramasser dans la nature et semble exister dans les modalités, prière de prendre attache avec le QG pour plus d'explication afin de la classer bien.</w:t>
+              <w:t>Prière de corriger ou de confirmer avec le QG.</w:t>
             </w:r>
           </w:p>
         </w:tc>
@@ -5134,7 +5134,7 @@
                 <w:color w:val="16A34A"/>
                 <w:sz w:val="16"/>
               </w:rPr>
-              <w:t>—</w:t>
+              <w:t>s01q23, s01q00b, s01q23_autre</w:t>
             </w:r>
           </w:p>
         </w:tc>
@@ -5165,7 +5165,7 @@
                 <w:i w:val="0"/>
                 <w:sz w:val="17"/>
               </w:rPr>
-              <w:t>Attention ! La dépense du ménage de MANIFE FALL (30000 Fcfa) au cours de 30 derniers jours de Bois de chauffe ramassé/coupé (estimer la valeur) est relativement élevé.</w:t>
+              <w:t>La dernière fois que vous avez acheté Frais de ramassage des ordures ménagères est Ramasse par charrette et semble exister dans les modalités, prière de prendre attache avec le QG pour plus d'explication afin de la classer bien.</w:t>
             </w:r>
           </w:p>
         </w:tc>
@@ -5255,7 +5255,7 @@
                 <w:i w:val="0"/>
                 <w:sz w:val="17"/>
               </w:rPr>
-              <w:t>Prière de corriger ou de confirmer avec le QG.</w:t>
+              <w:t>Attention ! La dépense du ménage de MANIFE FALL (3000 Fcfa) au cours de 30 derniers jours de Frais de ramassage des ordures ménagères est relativement élevé.</w:t>
             </w:r>
           </w:p>
         </w:tc>
@@ -5314,7 +5314,7 @@
                 <w:color w:val="16A34A"/>
                 <w:sz w:val="16"/>
               </w:rPr>
-              <w:t>s01q23, s01q00b, s01q23_autre</w:t>
+              <w:t>—</w:t>
             </w:r>
           </w:p>
         </w:tc>
@@ -5345,7 +5345,7 @@
                 <w:i w:val="0"/>
                 <w:sz w:val="17"/>
               </w:rPr>
-              <w:t>La dernière fois que vous avez acheté Frais de ramassage des ordures ménagères est Ramasse par charrette et semble exister dans les modalités, prière de prendre attache avec le QG pour plus d'explication afin de la classer bien.</w:t>
+              <w:t>Attention ! La dépense du ménage de MANIFE FALL (1000 Fcfa) au cours de 30 derniers jours de Piles électriques, est relativement élevé.</w:t>
             </w:r>
           </w:p>
         </w:tc>
@@ -5435,7 +5435,7 @@
                 <w:i w:val="0"/>
                 <w:sz w:val="17"/>
               </w:rPr>
-              <w:t>Attention ! La dépense du ménage de MANIFE FALL (3000 Fcfa) au cours de 30 derniers jours de Frais de ramassage des ordures ménagères est relativement élevé.</w:t>
+              <w:t>Attention ! La dépense du ménage de MANIFE FALL (200 Fcfa) au cours de 30 derniers jours de Frais de mouture des céréales est relativement élevé.</w:t>
             </w:r>
           </w:p>
         </w:tc>
@@ -5525,7 +5525,7 @@
                 <w:i w:val="0"/>
                 <w:sz w:val="17"/>
               </w:rPr>
-              <w:t>Attention ! La dépense du ménage de MANIFE FALL (1000 Fcfa) au cours de 30 derniers jours de Piles électriques, est relativement élevé.</w:t>
+              <w:t>Attention ! La dépense du ménage de MANIFE FALL (4000 Fcfa) au cours de 30 derniers jours de Autres produits de toilettes (rasoir, coton, crème/mousse à raser etc.) est relativement élevé.</w:t>
             </w:r>
           </w:p>
         </w:tc>
@@ -5615,7 +5615,7 @@
                 <w:i w:val="0"/>
                 <w:sz w:val="17"/>
               </w:rPr>
-              <w:t>Attention ! La dépense du ménage de MANIFE FALL (200 Fcfa) au cours de 30 derniers jours de Frais de mouture des céréales est relativement élevé.</w:t>
+              <w:t>Attention ! La dépense du ménage de MANIFE FALL (5100 Fcfa) au cours de 30 derniers jours de Gaz domestique 3 kilogrammes est relativement élevé.</w:t>
             </w:r>
           </w:p>
         </w:tc>
@@ -5705,7 +5705,7 @@
                 <w:i w:val="0"/>
                 <w:sz w:val="17"/>
               </w:rPr>
-              <w:t>Attention ! La dépense du ménage de MANIFE FALL (4000 Fcfa) au cours de 30 derniers jours de Autres produits de toilettes (rasoir, coton, crème/mousse à raser etc.) est relativement élevé.</w:t>
+              <w:t>Attention ! La dépense du ménage de MANIFE FALL (750 Fcfa) au cours de 30 derniers jours de Insecticide, tortillon anti-moustique est relativement élevé.</w:t>
             </w:r>
           </w:p>
         </w:tc>
@@ -5795,7 +5795,7 @@
                 <w:i w:val="0"/>
                 <w:sz w:val="17"/>
               </w:rPr>
-              <w:t>Attention ! La dépense du ménage de MANIFE FALL (5100 Fcfa) au cours de 30 derniers jours de Gaz domestique 3 kilogrammes est relativement élevé.</w:t>
+              <w:t>Peu plausible! le montant de la dépense pour  Savon de ménage, lessive en poudre, détergents (eau de javel, etc.</w:t>
             </w:r>
           </w:p>
         </w:tc>
@@ -5885,7 +5885,7 @@
                 <w:i w:val="0"/>
                 <w:sz w:val="17"/>
               </w:rPr>
-              <w:t>Attention ! La dépense du ménage de MANIFE FALL (750 Fcfa) au cours de 30 derniers jours de Insecticide, tortillon anti-moustique est relativement élevé.</w:t>
+              <w:t>) semble trop élevé.</w:t>
             </w:r>
           </w:p>
         </w:tc>
@@ -5975,7 +5975,7 @@
                 <w:i w:val="0"/>
                 <w:sz w:val="17"/>
               </w:rPr>
-              <w:t>Peu plausible! le montant de la dépense pour  Savon de ménage, lessive en poudre, détergents (eau de javel, etc.</w:t>
+              <w:t>Veuillez, s'il vous plaît, confirmer cette information avec le QG ou la corriger.</w:t>
             </w:r>
           </w:p>
         </w:tc>
@@ -6065,7 +6065,7 @@
                 <w:i w:val="0"/>
                 <w:sz w:val="17"/>
               </w:rPr>
-              <w:t>) semble trop élevé.</w:t>
+              <w:t>Attention ! La dépense du ménage de MANIFE FALL (100 Fcfa) au cours de 3 derniers mois de Frais de photocopies de document est relativement élevé.</w:t>
             </w:r>
           </w:p>
         </w:tc>
@@ -6155,7 +6155,7 @@
                 <w:i w:val="0"/>
                 <w:sz w:val="17"/>
               </w:rPr>
-              <w:t>Veuillez, s'il vous plaît, confirmer cette information avec le QG ou la corriger.</w:t>
+              <w:t>Prière de corriger ou de confirmer avec le QG.</w:t>
             </w:r>
           </w:p>
         </w:tc>
@@ -6245,7 +6245,7 @@
                 <w:i w:val="0"/>
                 <w:sz w:val="17"/>
               </w:rPr>
-              <w:t>Attention ! La dépense du ménage de MANIFE FALL (100 Fcfa) au cours de 3 derniers mois de Frais de photocopies de document est relativement élevé.</w:t>
+              <w:t>Attention ! La dépense du ménage de MANIFE FALL (1000 Fcfa) au cours de 3 derniers mois de Frais de livraison d'un achat, non inclus dans le prix d'acquisition est relativement élevé.</w:t>
             </w:r>
           </w:p>
         </w:tc>
@@ -6335,7 +6335,7 @@
                 <w:i w:val="0"/>
                 <w:sz w:val="17"/>
               </w:rPr>
-              <w:t>Prière de corriger ou de confirmer avec le QG.</w:t>
+              <w:t>Attention ! La dépense du ménage de MANIFE FALL (1050 Fcfa) au cours de 3 derniers mois de Frais d'entretien et de réparation de chaussures: cirage, ressemelage, etc est relativement élevé.</w:t>
             </w:r>
           </w:p>
         </w:tc>
@@ -6425,7 +6425,7 @@
                 <w:i w:val="0"/>
                 <w:sz w:val="17"/>
               </w:rPr>
-              <w:t>Attention ! La dépense du ménage de MANIFE FALL (1000 Fcfa) au cours de 3 derniers mois de Frais de livraison d'un achat, non inclus dans le prix d'acquisition est relativement élevé.</w:t>
+              <w:t>Attention ! La dépense du ménage de MANIFE FALL (16800 Fcfa) au cours de 6 derniers mois de Transport inter-localité par voitures est relativement élevé.</w:t>
             </w:r>
           </w:p>
         </w:tc>
@@ -6515,7 +6515,7 @@
                 <w:i w:val="0"/>
                 <w:sz w:val="17"/>
               </w:rPr>
-              <w:t>Attention ! La dépense du ménage de MANIFE FALL (1050 Fcfa) au cours de 3 derniers mois de Frais d'entretien et de réparation de chaussures: cirage, ressemelage, etc est relativement élevé.</w:t>
+              <w:t>Prière de corriger ou de confirmer avec le QG.</w:t>
             </w:r>
           </w:p>
         </w:tc>
@@ -6605,7 +6605,7 @@
                 <w:i w:val="0"/>
                 <w:sz w:val="17"/>
               </w:rPr>
-              <w:t>Attention ! La dépense du ménage de MANIFE FALL (16800 Fcfa) au cours de 6 derniers mois de Transport inter-localité par voitures est relativement élevé.</w:t>
+              <w:t>Peu plausible! le montant de la dépense (300 Fcfa) pour Frais de confection et de réparation de vêtements homme: ensemble, pantalon, chemise, réparation, location vêtement, etc. semble faible.</w:t>
             </w:r>
           </w:p>
         </w:tc>
@@ -6695,7 +6695,7 @@
                 <w:i w:val="0"/>
                 <w:sz w:val="17"/>
               </w:rPr>
-              <w:t>Prière de corriger ou de confirmer avec le QG.</w:t>
+              <w:t>Veuillez, s'il vous plaît, confirmer cette information avec le QG ou la corriger.</w:t>
             </w:r>
           </w:p>
         </w:tc>
@@ -6785,7 +6785,7 @@
                 <w:i w:val="0"/>
                 <w:sz w:val="17"/>
               </w:rPr>
-              <w:t>Peu plausible! le montant de la dépense (300 Fcfa) pour Frais de confection et de réparation de vêtements homme: ensemble, pantalon, chemise, réparation, location vêtement, etc. semble faible.</w:t>
+              <w:t>Attention ! La dépense du ménage de MANIFE FALL (300 Fcfa) au cours de 6 derniers mois de Frais de confection et de réparation de vêtements homme: ensemble, pantalon, chemise, réparation, location vêtement, etc.</w:t>
             </w:r>
           </w:p>
         </w:tc>
@@ -6875,7 +6875,7 @@
                 <w:i w:val="0"/>
                 <w:sz w:val="17"/>
               </w:rPr>
-              <w:t>Veuillez, s'il vous plaît, confirmer cette information avec le QG ou la corriger.</w:t>
+              <w:t>est relativement élevé.</w:t>
             </w:r>
           </w:p>
         </w:tc>
@@ -6965,7 +6965,7 @@
                 <w:i w:val="0"/>
                 <w:sz w:val="17"/>
               </w:rPr>
-              <w:t>Attention ! La dépense du ménage de MANIFE FALL (300 Fcfa) au cours de 6 derniers mois de Frais de confection et de réparation de vêtements homme: ensemble, pantalon, chemise, réparation, location vêtement, etc.</w:t>
+              <w:t>La dernière fois que vous avez acheté Main-d'oeuvre et services d'entretien et de réparation courante du logement  (vidange fosse septique,main d'œuvre pour l'entretien du logement, etc.</w:t>
             </w:r>
           </w:p>
         </w:tc>
@@ -7024,7 +7024,7 @@
                 <w:color w:val="16A34A"/>
                 <w:sz w:val="16"/>
               </w:rPr>
-              <w:t>—</w:t>
+              <w:t>s01q23, s01q00b, s01q23_autre</w:t>
             </w:r>
           </w:p>
         </w:tc>
@@ -7055,7 +7055,7 @@
                 <w:i w:val="0"/>
                 <w:sz w:val="17"/>
               </w:rPr>
-              <w:t>est relativement élevé.</w:t>
+              <w:t>) est Service de vidange et semble exister dans les modalités, prière de prendre attache avec le QG pour plus d'explication afin de la classer bien.</w:t>
             </w:r>
           </w:p>
         </w:tc>
@@ -7145,7 +7145,7 @@
                 <w:i w:val="0"/>
                 <w:sz w:val="17"/>
               </w:rPr>
-              <w:t>La dernière fois que vous avez acheté Main-d'oeuvre et services d'entretien et de réparation courante du logement  (vidange fosse septique,main d'œuvre pour l'entretien du logement, etc.</w:t>
+              <w:t>Attention ! La dépense du ménage de MANIFE FALL (15000 Fcfa) au cours de 12 derniers mois de Main-d'oeuvre et services d'entretien et de réparation courante du logement  (vidange fosse septique,main d'œuvre pour l'entretien du logement, etc.</w:t>
             </w:r>
           </w:p>
         </w:tc>
@@ -7204,7 +7204,7 @@
                 <w:color w:val="16A34A"/>
                 <w:sz w:val="16"/>
               </w:rPr>
-              <w:t>s01q23, s01q00b, s01q23_autre</w:t>
+              <w:t>—</w:t>
             </w:r>
           </w:p>
         </w:tc>
@@ -7235,7 +7235,7 @@
                 <w:i w:val="0"/>
                 <w:sz w:val="17"/>
               </w:rPr>
-              <w:t>) est Service de vidange et semble exister dans les modalités, prière de prendre attache avec le QG pour plus d'explication afin de la classer bien.</w:t>
+              <w:t>) est relativement élevé.</w:t>
             </w:r>
           </w:p>
         </w:tc>
@@ -7325,7 +7325,7 @@
                 <w:i w:val="0"/>
                 <w:sz w:val="17"/>
               </w:rPr>
-              <w:t>Attention ! La dépense du ménage de MANIFE FALL (15000 Fcfa) au cours de 12 derniers mois de Main-d'oeuvre et services d'entretien et de réparation courante du logement  (vidange fosse septique,main d'œuvre pour l'entretien du logement, etc.</w:t>
+              <w:t>Prière de corriger ou de confirmer avec le QG.</w:t>
             </w:r>
           </w:p>
         </w:tc>
@@ -7384,7 +7384,7 @@
                 <w:color w:val="16A34A"/>
                 <w:sz w:val="16"/>
               </w:rPr>
-              <w:t>—</w:t>
+              <w:t>s01q23, s01q00b, s01q23_autre</w:t>
             </w:r>
           </w:p>
         </w:tc>
@@ -7415,7 +7415,7 @@
                 <w:i w:val="0"/>
                 <w:sz w:val="17"/>
               </w:rPr>
-              <w:t>) est relativement élevé.</w:t>
+              <w:t>La dernière fois que vous avez acheté Main-d'oeuvre pour la construction et les grosses réparation de logement (maçonnerie, toiture et charpente, électricité, plomberie, menuiserie, peinture et revêtement du sol), etc est service particulier et semble exister dans les modalités, prière de prendre attache avec le QG pour plus d'explication afin de la classer bien.</w:t>
             </w:r>
           </w:p>
         </w:tc>
@@ -7505,7 +7505,7 @@
                 <w:i w:val="0"/>
                 <w:sz w:val="17"/>
               </w:rPr>
-              <w:t>Prière de corriger ou de confirmer avec le QG.</w:t>
+              <w:t>Attention ! La dépense du ménage de MANIFE FALL (60000 Fcfa) au cours de 12 derniers mois de Main-d'oeuvre pour la construction et les grosses réparation de logement (maçonnerie, toiture et charpente, électricité, plomberie, menuiserie, peinture et revêtement du sol), etc est relativement élevé.</w:t>
             </w:r>
           </w:p>
         </w:tc>
@@ -7564,7 +7564,7 @@
                 <w:color w:val="16A34A"/>
                 <w:sz w:val="16"/>
               </w:rPr>
-              <w:t>s01q23, s01q00b, s01q23_autre</w:t>
+              <w:t>—</w:t>
             </w:r>
           </w:p>
         </w:tc>
@@ -7595,7 +7595,7 @@
                 <w:i w:val="0"/>
                 <w:sz w:val="17"/>
               </w:rPr>
-              <w:t>La dernière fois que vous avez acheté Main-d'oeuvre pour la construction et les grosses réparation de logement (maçonnerie, toiture et charpente, électricité, plomberie, menuiserie, peinture et revêtement du sol), etc est service particulier et semble exister dans les modalités, prière de prendre attache avec le QG pour plus d'explication afin de la classer bien.</w:t>
+              <w:t>Attention ! La dépense du ménage de MANIFE FALL (15000 Fcfa) au cours de 12 derniers mois de Réparation d'appareils électroniques: TV, téléphone portable, ordinateur et accessoires, camera, lecteur CD/DVD, radio, etc est relativement élevé.</w:t>
             </w:r>
           </w:p>
         </w:tc>
@@ -7685,7 +7685,7 @@
                 <w:i w:val="0"/>
                 <w:sz w:val="17"/>
               </w:rPr>
-              <w:t>Attention ! La dépense du ménage de MANIFE FALL (60000 Fcfa) au cours de 12 derniers mois de Main-d'oeuvre pour la construction et les grosses réparation de logement (maçonnerie, toiture et charpente, électricité, plomberie, menuiserie, peinture et revêtement du sol), etc est relativement élevé.</w:t>
+              <w:t>Attention ! La dépense du ménage de MANIFE FALL (16000 Fcfa) au cours de 12 derniers mois de Achat d'un appareil électro-ménager: frigo, climatiseurs, réchaud, four, cuisinière, lave-linge, chauffe-eau, fer à repasser, etc est relativement élevé.</w:t>
             </w:r>
           </w:p>
         </w:tc>
@@ -7775,7 +7775,7 @@
                 <w:i w:val="0"/>
                 <w:sz w:val="17"/>
               </w:rPr>
-              <w:t>Attention ! La dépense du ménage de MANIFE FALL (15000 Fcfa) au cours de 12 derniers mois de Réparation d'appareils électroniques: TV, téléphone portable, ordinateur et accessoires, camera, lecteur CD/DVD, radio, etc est relativement élevé.</w:t>
+              <w:t>Attention ! La dépense du ménage de MANIFE FALL (18000 Fcfa) au cours de 12 derniers mois de Linge de maison et articles associés (serviettes de bain, drap, couverture, couvre-lit, oreillers, moustiquaire, nattes, tapis, rideaux, éventail, etc.</w:t>
             </w:r>
           </w:p>
         </w:tc>
@@ -7865,7 +7865,7 @@
                 <w:i w:val="0"/>
                 <w:sz w:val="17"/>
               </w:rPr>
-              <w:t>Attention ! La dépense du ménage de MANIFE FALL (16000 Fcfa) au cours de 12 derniers mois de Achat d'un appareil électro-ménager: frigo, climatiseurs, réchaud, four, cuisinière, lave-linge, chauffe-eau, fer à repasser, etc est relativement élevé.</w:t>
+              <w:t>Attention ! La dépense du ménage de MANIFE FALL (19000 Fcfa) au cours de 12 derniers mois de Autres effets personnels :valise, sac voyage, sac main, perruques, chapeau, lunettes solaires, parapluies, parasol, canne, porte-monnaie/feuille, articles pour fumeurs (cendrier etc.); articles bébé (poussette, sièges), articles funéraires, etc est relativement élevé.</w:t>
             </w:r>
           </w:p>
         </w:tc>
@@ -7955,7 +7955,7 @@
                 <w:i w:val="0"/>
                 <w:sz w:val="17"/>
               </w:rPr>
-              <w:t>Attention ! La dépense du ménage de MANIFE FALL (18000 Fcfa) au cours de 12 derniers mois de Linge de maison et articles associés (serviettes de bain, drap, couverture, couvre-lit, oreillers, moustiquaire, nattes, tapis, rideaux, éventail, etc.</w:t>
+              <w:t>Attention ! La dépense du ménage de MANIFE FALL (200000 Fcfa) au cours de 12 derniers mois de Matériaux de maçonnerie pour la construction ou les grosses réparations de logement: ciment, briques, fer à béton, sable, gravier, parpaings, etc est relativement élevé.</w:t>
             </w:r>
           </w:p>
         </w:tc>
@@ -8045,7 +8045,7 @@
                 <w:i w:val="0"/>
                 <w:sz w:val="17"/>
               </w:rPr>
-              <w:t>Attention ! La dépense du ménage de MANIFE FALL (19000 Fcfa) au cours de 12 derniers mois de Autres effets personnels :valise, sac voyage, sac main, perruques, chapeau, lunettes solaires, parapluies, parasol, canne, porte-monnaie/feuille, articles pour fumeurs (cendrier etc.); articles bébé (poussette, sièges), articles funéraires, etc est relativement élevé.</w:t>
+              <w:t>Attention ! La dépense du ménage de MANIFE FALL (3000 Fcfa) au cours de 12 derniers mois de Achat d'une lampes (lampe électrique, lampe tempête, lampe torche, etc.) est relativement élevé.</w:t>
             </w:r>
           </w:p>
         </w:tc>
@@ -8135,7 +8135,7 @@
                 <w:i w:val="0"/>
                 <w:sz w:val="17"/>
               </w:rPr>
-              <w:t>Attention ! La dépense du ménage de MANIFE FALL (200000 Fcfa) au cours de 12 derniers mois de Matériaux de maçonnerie pour la construction ou les grosses réparations de logement: ciment, briques, fer à béton, sable, gravier, parpaings, etc est relativement élevé.</w:t>
+              <w:t>Attention ! La dépense du ménage de MANIFE FALL (3500 Fcfa) au cours de 12 derniers mois de Achat d’accessoires numériques (casque audio, écouteurs, haut-parleurs Bluetooth, etc.) pour usage personnel est relativement élevé.</w:t>
             </w:r>
           </w:p>
         </w:tc>
@@ -8225,7 +8225,7 @@
                 <w:i w:val="0"/>
                 <w:sz w:val="17"/>
               </w:rPr>
-              <w:t>Attention ! La dépense du ménage de MANIFE FALL (3000 Fcfa) au cours de 12 derniers mois de Achat d'une lampes (lampe électrique, lampe tempête, lampe torche, etc.) est relativement élevé.</w:t>
+              <w:t>Attention ! La dépense du ménage de MANIFE FALL (4000 Fcfa) au cours de 12 derniers mois de Appareils de musique et d'images: radio, radio-cassette, chaîne de musique, TV, lecteur CD/DVD, MP3, MP4, caméra, camescope, etc est relativement élevé.</w:t>
             </w:r>
           </w:p>
         </w:tc>
@@ -8315,7 +8315,7 @@
                 <w:i w:val="0"/>
                 <w:sz w:val="17"/>
               </w:rPr>
-              <w:t>Attention ! La dépense du ménage de MANIFE FALL (3500 Fcfa) au cours de 12 derniers mois de Achat d’accessoires numériques (casque audio, écouteurs, haut-parleurs Bluetooth, etc.) pour usage personnel est relativement élevé.</w:t>
+              <w:t>Attention ! La dépense du ménage de MANIFE FALL (7000 Fcfa) au cours de 12 derniers mois de Achat d'un téléphone portable est relativement élevé.</w:t>
             </w:r>
           </w:p>
         </w:tc>
@@ -8405,7 +8405,7 @@
                 <w:i w:val="0"/>
                 <w:sz w:val="17"/>
               </w:rPr>
-              <w:t>Attention ! La dépense du ménage de MANIFE FALL (4000 Fcfa) au cours de 12 derniers mois de Appareils de musique et d'images: radio, radio-cassette, chaîne de musique, TV, lecteur CD/DVD, MP3, MP4, caméra, camescope, etc est relativement élevé.</w:t>
+              <w:t>Attention ! La dépense du ménage de MANIFE FALL (90000 Fcfa) au cours de 12 derniers mois de Meubles de salon et de salle à manger (fauteuils, table, chaises, armoires, etc.</w:t>
             </w:r>
           </w:p>
         </w:tc>
@@ -8438,7 +8438,7 @@
                 <w:i w:val="0"/>
                 <w:sz w:val="16"/>
               </w:rPr>
-              <w:t>S09</w:t>
+              <w:t>S10</w:t>
               <w:br/>
             </w:r>
             <w:r>
@@ -8448,7 +8448,7 @@
                 <w:color w:val="64748B"/>
                 <w:sz w:val="14"/>
               </w:rPr>
-              <w:t>Dépenses non alimentaires</w:t>
+              <w:t>Logement</w:t>
             </w:r>
           </w:p>
         </w:tc>
@@ -8464,7 +8464,7 @@
                 <w:color w:val="16A34A"/>
                 <w:sz w:val="16"/>
               </w:rPr>
-              <w:t>—</w:t>
+              <w:t>s10q48, s10q49</w:t>
             </w:r>
           </w:p>
         </w:tc>
@@ -8495,7 +8495,7 @@
                 <w:i w:val="0"/>
                 <w:sz w:val="17"/>
               </w:rPr>
-              <w:t>Attention ! La dépense du ménage de MANIFE FALL (7000 Fcfa) au cours de 12 derniers mois de Achat d'un téléphone portable est relativement élevé.</w:t>
+              <w:t>L'entreprise Menuiserie de bois dit avoir réçu une somme sur la vente de ces produits transformés (s10q48 est differnt de 0) mais n'a depensé aucune somme sur l'achat des matières premières (s10q49==0), prière de fournir de l'effort pour estimer le montant obtenu en achat de matières premières.</w:t>
             </w:r>
           </w:p>
         </w:tc>
@@ -8528,7 +8528,7 @@
                 <w:i w:val="0"/>
                 <w:sz w:val="16"/>
               </w:rPr>
-              <w:t>S09</w:t>
+              <w:t>S11</w:t>
               <w:br/>
             </w:r>
             <w:r>
@@ -8538,7 +8538,7 @@
                 <w:color w:val="64748B"/>
                 <w:sz w:val="14"/>
               </w:rPr>
-              <w:t>Dépenses non alimentaires</w:t>
+              <w:t>Logement / cadre de vie</w:t>
             </w:r>
           </w:p>
         </w:tc>
@@ -8554,7 +8554,7 @@
                 <w:color w:val="16A34A"/>
                 <w:sz w:val="16"/>
               </w:rPr>
-              <w:t>—</w:t>
+              <w:t>s00q11, s01q03b, s01q04b, s02q01__1, s02q02__1, s02q03__1, s02q04, s02q15</w:t>
             </w:r>
           </w:p>
         </w:tc>
@@ -8585,7 +8585,7 @@
                 <w:i w:val="0"/>
                 <w:sz w:val="17"/>
               </w:rPr>
-              <w:t>Attention ! La dépense du ménage de MANIFE FALL (90000 Fcfa) au cours de 12 derniers mois de Meubles de salon et de salle à manger (fauteuils, table, chaises, armoires, etc.</w:t>
+              <w:t>Le montant (185000 FCFA) du loyer mensuel payé pour un logement comme le votre (Maison Basse) dans ce village/quartier est trop élevé, Veuillez s'il vous plaît corriger cette information.</w:t>
             </w:r>
           </w:p>
         </w:tc>
@@ -8618,7 +8618,7 @@
                 <w:i w:val="0"/>
                 <w:sz w:val="16"/>
               </w:rPr>
-              <w:t>S10</w:t>
+              <w:t>S12</w:t>
               <w:br/>
             </w:r>
             <w:r>
@@ -8628,7 +8628,7 @@
                 <w:color w:val="64748B"/>
                 <w:sz w:val="14"/>
               </w:rPr>
-              <w:t>Logement</w:t>
+              <w:t>Avoirs / biens durables</w:t>
             </w:r>
           </w:p>
         </w:tc>
@@ -8644,7 +8644,7 @@
                 <w:color w:val="16A34A"/>
                 <w:sz w:val="16"/>
               </w:rPr>
-              <w:t>s10q48, s10q49</w:t>
+              <w:t>—</w:t>
             </w:r>
           </w:p>
         </w:tc>
@@ -8675,7 +8675,7 @@
                 <w:i w:val="0"/>
                 <w:sz w:val="17"/>
               </w:rPr>
-              <w:t>L'entreprise Menuiserie de bois dit avoir réçu une somme sur la vente de ces produits transformés (s10q48 est differnt de 0) mais n'a depensé aucune somme sur l'achat des matières premières (s10q49==0), prière de fournir de l'effort pour estimer le montant obtenu en achat de matières premières.</w:t>
+              <w:t>Attention ! Antenne parabolique / décodeur a été achété à 30000 Fcfa est relativement élevé par rapport aux autres prix d'achat observés dans cette zone.</w:t>
             </w:r>
           </w:p>
         </w:tc>
@@ -8708,7 +8708,7 @@
                 <w:i w:val="0"/>
                 <w:sz w:val="16"/>
               </w:rPr>
-              <w:t>S11</w:t>
+              <w:t>S12</w:t>
               <w:br/>
             </w:r>
             <w:r>
@@ -8718,7 +8718,7 @@
                 <w:color w:val="64748B"/>
                 <w:sz w:val="14"/>
               </w:rPr>
-              <w:t>Logement / cadre de vie</w:t>
+              <w:t>Avoirs / biens durables</w:t>
             </w:r>
           </w:p>
         </w:tc>
@@ -8734,7 +8734,7 @@
                 <w:color w:val="16A34A"/>
                 <w:sz w:val="16"/>
               </w:rPr>
-              <w:t>s00q11, s01q03b, s01q04b, s02q01__1, s02q02__1, s02q03__1, s02q04, s02q15</w:t>
+              <w:t>—</w:t>
             </w:r>
           </w:p>
         </w:tc>
@@ -8765,7 +8765,7 @@
                 <w:i w:val="0"/>
                 <w:sz w:val="17"/>
               </w:rPr>
-              <w:t>Le montant (185000 FCFA) du loyer mensuel payé pour un logement comme le votre (Maison Basse) dans ce village/quartier est trop élevé, Veuillez s'il vous plaît corriger cette information.</w:t>
+              <w:t>Prière de corriger ou de confirmer avec le QG.</w:t>
             </w:r>
           </w:p>
         </w:tc>
@@ -8798,7 +8798,7 @@
                 <w:i w:val="0"/>
                 <w:sz w:val="16"/>
               </w:rPr>
-              <w:t>S12</w:t>
+              <w:t>S13</w:t>
               <w:br/>
             </w:r>
             <w:r>
@@ -8808,7 +8808,7 @@
                 <w:color w:val="64748B"/>
                 <w:sz w:val="14"/>
               </w:rPr>
-              <w:t>Avoirs / biens durables</w:t>
+              <w:t>Transferts</w:t>
             </w:r>
           </w:p>
         </w:tc>
@@ -8824,7 +8824,7 @@
                 <w:color w:val="16A34A"/>
                 <w:sz w:val="16"/>
               </w:rPr>
-              <w:t>—</w:t>
+              <w:t>s01q23, s01q00b, s01q23_autre</w:t>
             </w:r>
           </w:p>
         </w:tc>
@@ -8855,277 +8855,7 @@
                 <w:i w:val="0"/>
                 <w:sz w:val="17"/>
               </w:rPr>
-              <w:t>Attention ! Antenne parabolique / décodeur a été achété à 30000 Fcfa est relativement élevé par rapport aux autres prix d'achat observés dans cette zone.</w:t>
-            </w:r>
-          </w:p>
-        </w:tc>
-      </w:tr>
-      <w:tr>
-        <w:tc>
-          <w:tcPr>
-            <w:tcW w:type="dxa" w:w="964"/>
-          </w:tcPr>
-          <w:p>
-            <w:r>
-              <w:rPr>
-                <w:b/>
-                <w:i w:val="0"/>
-                <w:color w:val="EA580C"/>
-                <w:sz w:val="16"/>
-              </w:rPr>
-              <w:t>Moyenne</w:t>
-            </w:r>
-          </w:p>
-        </w:tc>
-        <w:tc>
-          <w:tcPr>
-            <w:tcW w:type="dxa" w:w="1247"/>
-          </w:tcPr>
-          <w:p>
-            <w:r>
-              <w:rPr>
-                <w:b/>
-                <w:i w:val="0"/>
-                <w:sz w:val="16"/>
-              </w:rPr>
-              <w:t>S12</w:t>
-              <w:br/>
-            </w:r>
-            <w:r>
-              <w:rPr>
-                <w:b w:val="0"/>
-                <w:i w:val="0"/>
-                <w:color w:val="64748B"/>
-                <w:sz w:val="14"/>
-              </w:rPr>
-              <w:t>Avoirs / biens durables</w:t>
-            </w:r>
-          </w:p>
-        </w:tc>
-        <w:tc>
-          <w:tcPr>
-            <w:tcW w:type="dxa" w:w="1531"/>
-          </w:tcPr>
-          <w:p>
-            <w:r>
-              <w:rPr>
-                <w:b/>
-                <w:i w:val="0"/>
-                <w:color w:val="16A34A"/>
-                <w:sz w:val="16"/>
-              </w:rPr>
-              <w:t>—</w:t>
-            </w:r>
-          </w:p>
-        </w:tc>
-        <w:tc>
-          <w:tcPr>
-            <w:tcW w:type="dxa" w:w="1191"/>
-          </w:tcPr>
-          <w:p>
-            <w:r>
-              <w:rPr>
-                <w:b w:val="0"/>
-                <w:i w:val="0"/>
-                <w:color w:val="64748B"/>
-                <w:sz w:val="16"/>
-              </w:rPr>
-              <w:t>GT-CQ</w:t>
-            </w:r>
-          </w:p>
-        </w:tc>
-        <w:tc>
-          <w:tcPr>
-            <w:tcW w:type="dxa" w:w="4706"/>
-          </w:tcPr>
-          <w:p>
-            <w:r>
-              <w:rPr>
-                <w:b w:val="0"/>
-                <w:i w:val="0"/>
-                <w:sz w:val="17"/>
-              </w:rPr>
-              <w:t>Prière de corriger ou de confirmer avec le QG.</w:t>
-            </w:r>
-          </w:p>
-        </w:tc>
-      </w:tr>
-      <w:tr>
-        <w:tc>
-          <w:tcPr>
-            <w:tcW w:type="dxa" w:w="964"/>
-          </w:tcPr>
-          <w:p>
-            <w:r>
-              <w:rPr>
-                <w:b/>
-                <w:i w:val="0"/>
-                <w:color w:val="EA580C"/>
-                <w:sz w:val="16"/>
-              </w:rPr>
-              <w:t>Moyenne</w:t>
-            </w:r>
-          </w:p>
-        </w:tc>
-        <w:tc>
-          <w:tcPr>
-            <w:tcW w:type="dxa" w:w="1247"/>
-          </w:tcPr>
-          <w:p>
-            <w:r>
-              <w:rPr>
-                <w:b/>
-                <w:i w:val="0"/>
-                <w:sz w:val="16"/>
-              </w:rPr>
-              <w:t>S13</w:t>
-              <w:br/>
-            </w:r>
-            <w:r>
-              <w:rPr>
-                <w:b w:val="0"/>
-                <w:i w:val="0"/>
-                <w:color w:val="64748B"/>
-                <w:sz w:val="14"/>
-              </w:rPr>
-              <w:t>Transferts</w:t>
-            </w:r>
-          </w:p>
-        </w:tc>
-        <w:tc>
-          <w:tcPr>
-            <w:tcW w:type="dxa" w:w="1531"/>
-          </w:tcPr>
-          <w:p>
-            <w:r>
-              <w:rPr>
-                <w:b/>
-                <w:i w:val="0"/>
-                <w:color w:val="16A34A"/>
-                <w:sz w:val="16"/>
-              </w:rPr>
-              <w:t>s01q23, s01q00b, s01q23_autre</w:t>
-            </w:r>
-          </w:p>
-        </w:tc>
-        <w:tc>
-          <w:tcPr>
-            <w:tcW w:type="dxa" w:w="1191"/>
-          </w:tcPr>
-          <w:p>
-            <w:r>
-              <w:rPr>
-                <w:b w:val="0"/>
-                <w:i w:val="0"/>
-                <w:color w:val="64748B"/>
-                <w:sz w:val="16"/>
-              </w:rPr>
-              <w:t>GT-CQ</w:t>
-            </w:r>
-          </w:p>
-        </w:tc>
-        <w:tc>
-          <w:tcPr>
-            <w:tcW w:type="dxa" w:w="4706"/>
-          </w:tcPr>
-          <w:p>
-            <w:r>
-              <w:rPr>
-                <w:b w:val="0"/>
-                <w:i w:val="0"/>
-                <w:sz w:val="17"/>
-              </w:rPr>
               <w:t>Le principal motif du transfert est Dépenses quotidiennes et semble exister dans les modalités, prière de prendre attache avec le QG pour plus d'explication afin de la classer bien.</w:t>
-            </w:r>
-          </w:p>
-        </w:tc>
-      </w:tr>
-      <w:tr>
-        <w:tc>
-          <w:tcPr>
-            <w:tcW w:type="dxa" w:w="964"/>
-          </w:tcPr>
-          <w:p>
-            <w:r>
-              <w:rPr>
-                <w:b/>
-                <w:i w:val="0"/>
-                <w:color w:val="EA580C"/>
-                <w:sz w:val="16"/>
-              </w:rPr>
-              <w:t>Moyenne</w:t>
-            </w:r>
-          </w:p>
-        </w:tc>
-        <w:tc>
-          <w:tcPr>
-            <w:tcW w:type="dxa" w:w="1247"/>
-          </w:tcPr>
-          <w:p>
-            <w:r>
-              <w:rPr>
-                <w:b/>
-                <w:i w:val="0"/>
-                <w:sz w:val="16"/>
-              </w:rPr>
-              <w:t>S13</w:t>
-              <w:br/>
-            </w:r>
-            <w:r>
-              <w:rPr>
-                <w:b w:val="0"/>
-                <w:i w:val="0"/>
-                <w:color w:val="64748B"/>
-                <w:sz w:val="14"/>
-              </w:rPr>
-              <w:t>Transferts</w:t>
-            </w:r>
-          </w:p>
-        </w:tc>
-        <w:tc>
-          <w:tcPr>
-            <w:tcW w:type="dxa" w:w="1531"/>
-          </w:tcPr>
-          <w:p>
-            <w:r>
-              <w:rPr>
-                <w:b/>
-                <w:i w:val="0"/>
-                <w:color w:val="16A34A"/>
-                <w:sz w:val="16"/>
-              </w:rPr>
-              <w:t>s00q07a, s00q08, s00q10, s00q13_0, s00q15_0, s00q17_0, s00q23a, s00q23b</w:t>
-            </w:r>
-          </w:p>
-        </w:tc>
-        <w:tc>
-          <w:tcPr>
-            <w:tcW w:type="dxa" w:w="1191"/>
-          </w:tcPr>
-          <w:p>
-            <w:r>
-              <w:rPr>
-                <w:b w:val="0"/>
-                <w:i w:val="0"/>
-                <w:color w:val="64748B"/>
-                <w:sz w:val="16"/>
-              </w:rPr>
-              <w:t>GT-CQ</w:t>
-            </w:r>
-          </w:p>
-        </w:tc>
-        <w:tc>
-          <w:tcPr>
-            <w:tcW w:type="dxa" w:w="4706"/>
-          </w:tcPr>
-          <w:p>
-            <w:r>
-              <w:rPr>
-                <w:b w:val="0"/>
-                <w:i w:val="0"/>
-                <w:sz w:val="17"/>
-              </w:rPr>
-              <w:t>L'enquêteur prière de fournir d'effort pour avoir le niveau d'étude et l'âge de celui qui a béneficié de l'argent dans la section 13b (Transfert emis).</w:t>
             </w:r>
           </w:p>
         </w:tc>
